--- a/forms/invoice.docx
+++ b/forms/invoice.docx
@@ -206,7 +206,23 @@
                 <w:rFonts w:asciiTheme="majorBidi" w:hAnsiTheme="majorBidi" w:cstheme="majorBidi"/>
                 <w:lang w:val="en-US"/>
               </w:rPr>
-              <w:t>od-edrpou}</w:t>
+              <w:t>od-</w:t>
+            </w:r>
+            <w:proofErr w:type="spellStart"/>
+            <w:r>
+              <w:rPr>
+                <w:rFonts w:asciiTheme="majorBidi" w:hAnsiTheme="majorBidi" w:cstheme="majorBidi"/>
+                <w:lang w:val="en-US"/>
+              </w:rPr>
+              <w:t>edrpou</w:t>
+            </w:r>
+            <w:proofErr w:type="spellEnd"/>
+            <w:r>
+              <w:rPr>
+                <w:rFonts w:asciiTheme="majorBidi" w:hAnsiTheme="majorBidi" w:cstheme="majorBidi"/>
+                <w:lang w:val="en-US"/>
+              </w:rPr>
+              <w:t>}</w:t>
             </w:r>
           </w:p>
           <w:p>
@@ -518,8 +534,17 @@
                 <w:rFonts w:asciiTheme="majorBidi" w:hAnsiTheme="majorBidi" w:cstheme="majorBidi"/>
                 <w:lang w:val="en-US"/>
               </w:rPr>
-              <w:t>invoice-cod-edrpou</w:t>
-            </w:r>
+              <w:t>invoice-cod-</w:t>
+            </w:r>
+            <w:proofErr w:type="spellStart"/>
+            <w:r>
+              <w:rPr>
+                <w:rFonts w:asciiTheme="majorBidi" w:hAnsiTheme="majorBidi" w:cstheme="majorBidi"/>
+                <w:lang w:val="en-US"/>
+              </w:rPr>
+              <w:t>edrpou</w:t>
+            </w:r>
+            <w:proofErr w:type="spellEnd"/>
             <w:r>
               <w:rPr>
                 <w:rFonts w:asciiTheme="majorBidi" w:hAnsiTheme="majorBidi" w:cstheme="majorBidi"/>
@@ -795,7 +820,21 @@
               <w:rPr>
                 <w:lang w:val="uk-UA"/>
               </w:rPr>
-              <w:t>№ за.п.</w:t>
+              <w:t xml:space="preserve">№ </w:t>
+            </w:r>
+            <w:proofErr w:type="spellStart"/>
+            <w:r>
+              <w:rPr>
+                <w:lang w:val="uk-UA"/>
+              </w:rPr>
+              <w:t>за.п</w:t>
+            </w:r>
+            <w:proofErr w:type="spellEnd"/>
+            <w:r>
+              <w:rPr>
+                <w:lang w:val="uk-UA"/>
+              </w:rPr>
+              <w:t>.</w:t>
             </w:r>
           </w:p>
         </w:tc>
@@ -847,7 +886,21 @@
               <w:rPr>
                 <w:lang w:val="uk-UA"/>
               </w:rPr>
-              <w:t>Од. вим.</w:t>
+              <w:t xml:space="preserve">Од. </w:t>
+            </w:r>
+            <w:proofErr w:type="spellStart"/>
+            <w:r>
+              <w:rPr>
+                <w:lang w:val="uk-UA"/>
+              </w:rPr>
+              <w:t>вим</w:t>
+            </w:r>
+            <w:proofErr w:type="spellEnd"/>
+            <w:r>
+              <w:rPr>
+                <w:lang w:val="uk-UA"/>
+              </w:rPr>
+              <w:t>.</w:t>
             </w:r>
           </w:p>
         </w:tc>
@@ -930,13 +983,27 @@
               <w:rPr>
                 <w:lang w:val="en-US"/>
               </w:rPr>
-              <w:t>{#items}</w:t>
-            </w:r>
-            <w:r>
-              <w:rPr>
-                <w:lang w:val="en-US"/>
-              </w:rPr>
-              <w:t>{invoice-job-item-number}</w:t>
+              <w:t>{#</w:t>
+            </w:r>
+            <w:proofErr w:type="gramStart"/>
+            <w:r>
+              <w:rPr>
+                <w:lang w:val="en-US"/>
+              </w:rPr>
+              <w:t>items}</w:t>
+            </w:r>
+            <w:r>
+              <w:rPr>
+                <w:lang w:val="en-US"/>
+              </w:rPr>
+              <w:t>{</w:t>
+            </w:r>
+            <w:proofErr w:type="gramEnd"/>
+            <w:r>
+              <w:rPr>
+                <w:lang w:val="en-US"/>
+              </w:rPr>
+              <w:t>invoice-job-item-number}</w:t>
             </w:r>
           </w:p>
         </w:tc>
@@ -948,7 +1015,6 @@
           <w:p>
             <w:pPr>
               <w:spacing w:line="276" w:lineRule="auto"/>
-              <w:jc w:val="center"/>
               <w:rPr>
                 <w:lang w:val="uk-UA"/>
               </w:rPr>
@@ -1041,13 +1107,27 @@
               <w:rPr>
                 <w:lang w:val="en-US"/>
               </w:rPr>
-              <w:t>{invoice-job-item-total-price}</w:t>
-            </w:r>
-            <w:r>
-              <w:rPr>
-                <w:lang w:val="en-US"/>
-              </w:rPr>
-              <w:t>{/items}</w:t>
+              <w:t>{invoice-job-item-total-</w:t>
+            </w:r>
+            <w:proofErr w:type="gramStart"/>
+            <w:r>
+              <w:rPr>
+                <w:lang w:val="en-US"/>
+              </w:rPr>
+              <w:t>price}</w:t>
+            </w:r>
+            <w:r>
+              <w:rPr>
+                <w:lang w:val="en-US"/>
+              </w:rPr>
+              <w:t>{</w:t>
+            </w:r>
+            <w:proofErr w:type="gramEnd"/>
+            <w:r>
+              <w:rPr>
+                <w:lang w:val="en-US"/>
+              </w:rPr>
+              <w:t>/items}</w:t>
             </w:r>
           </w:p>
         </w:tc>
